--- a/roteiros/lito-sousa/LitoSousa_Parte3.docx
+++ b/roteiros/lito-sousa/LitoSousa_Parte3.docx
@@ -95,7 +95,7 @@
         <w:rPr>
           <w:color w:val="1F4EB4"/>
         </w:rPr>
-        <w:t>Existe no corpo uma proteína chamada príon. Na doença de Creutzfeldt-Jakob, essa proteína ganha um formato errado. E a proteína defeituosa passa a deformar as outras que encontra pelo caminho.</w:t>
+        <w:t>Existe no cérebro uma proteína normal, que todo mundo tem. Na doença de Creutzfeldt-Jakob, uma parte dela ganha um formato errado. Essa forma defeituosa é chamada de príon. E o príon passa a deformar as outras proteínas que encontra pelo caminho.</w:t>
       </w:r>
     </w:p>
     <w:p>
@@ -119,7 +119,7 @@
         <w:rPr>
           <w:color w:val="1F4EB4"/>
         </w:rPr>
-        <w:t>Na nota divulgada pela família, a doença foi descrita com quatro palavras duras. Rara, degenerativa, progressiva e fatal.</w:t>
+        <w:t>Nas reportagens sobre o caso, a doença foi descrita com quatro palavras duras. Rara, degenerativa, progressiva e fatal.</w:t>
       </w:r>
     </w:p>
     <w:p>
@@ -143,7 +143,7 @@
         <w:rPr>
           <w:color w:val="1F4EB4"/>
         </w:rPr>
-        <w:t>Mila contou também o que os médicos tinham dito ao casal. Que Lito ainda estava lúcido, consciente, capaz de conversar. E que ele devia aproveitar aquela janela.</w:t>
+        <w:t>Mila contou também o que os médicos tinham dito ao casal. Que Lito ainda estava lúcido e conseguia conversar. E que ele devia aproveitar aquela janela.</w:t>
       </w:r>
     </w:p>
     <w:p>
@@ -159,7 +159,7 @@
         <w:rPr>
           <w:color w:val="000000"/>
         </w:rPr>
-        <w:t>A frase se espalhou pelo país em poucas horas.</w:t>
+        <w:t>A notícia se espalhou rapidamente.</w:t>
       </w:r>
     </w:p>
     <w:p>
@@ -231,7 +231,7 @@
         <w:rPr>
           <w:color w:val="000000"/>
         </w:rPr>
-        <w:t>Não foi uma alta de quem está curado. Ele foi para casa continuar os chamados cuidados paliativos. Um tipo de cuidado feito para aliviar o sofrimento quando a medicina ainda não tem como curar.</w:t>
+        <w:t>Ele foi para casa continuar os chamados cuidados paliativos. Um tipo de cuidado feito para aliviar o sofrimento quando a medicina ainda não tem como curar.</w:t>
       </w:r>
     </w:p>
     <w:p>
@@ -247,7 +247,7 @@
         <w:rPr>
           <w:color w:val="000000"/>
         </w:rPr>
-        <w:t>E foi de casa que Lito disse uma frase que muitos fãs nunca mais esqueceram.</w:t>
+        <w:t>E foi de casa que Lito disse uma frase que emocionou os fãs.</w:t>
       </w:r>
     </w:p>
     <w:p>

--- a/roteiros/lito-sousa/LitoSousa_Parte3.docx
+++ b/roteiros/lito-sousa/LitoSousa_Parte3.docx
@@ -127,6 +127,30 @@
         <w:rPr>
           <w:color w:val="1F4EB4"/>
         </w:rPr>
+        <w:t>Na maioria dos casos, cerca de oitenta e cinco por cento, a doença aparece sem causa conhecida, sem ligação com herança familiar ou com hábitos de vida. Simplesmente começa.</w:t>
+      </w:r>
+    </w:p>
+    <w:p>
+      <w:r>
+        <w:rPr>
+          <w:color w:val="1F4EB4"/>
+        </w:rPr>
+        <w:t>Costuma atingir pessoas por volta dos sessenta e cinco anos. Lito tinha cinquenta e nove.</w:t>
+      </w:r>
+    </w:p>
+    <w:p>
+      <w:r>
+        <w:rPr>
+          <w:color w:val="1F4EB4"/>
+        </w:rPr>
+        <w:t>No Brasil, entre dois mil e cinco e dois mil e vinte e um, foram registradas cerca de mil e quinhentas notificações da doença. Um terço delas no estado de São Paulo, onde Lito estava internado.</w:t>
+      </w:r>
+    </w:p>
+    <w:p>
+      <w:r>
+        <w:rPr>
+          <w:color w:val="1F4EB4"/>
+        </w:rPr>
         <w:t>O homem que passou a vida explicando como uma pequena falha derruba um avião inteiro estava vivendo essa corrente dentro do próprio corpo.</w:t>
       </w:r>
     </w:p>
@@ -191,6 +215,54 @@
         <w:rPr>
           <w:color w:val="000000"/>
         </w:rPr>
+        <w:t>Mila não esperou.</w:t>
+      </w:r>
+    </w:p>
+    <w:p>
+      <w:r>
+        <w:rPr>
+          <w:color w:val="000000"/>
+        </w:rPr>
+        <w:t>Vinte e três de agosto. Um domingo de manhã.</w:t>
+      </w:r>
+    </w:p>
+    <w:p>
+      <w:r>
+        <w:rPr>
+          <w:color w:val="000000"/>
+        </w:rPr>
+        <w:t>Dois dias depois do anúncio, ela entrou no perfil de uma farmacêutica americana chamada Ionis, que estudava um remédio experimental contra doenças causadas por príons. E escreveu, nos comentários de uma publicação, como qualquer pessoa desesperada escreveria.</w:t>
+      </w:r>
+    </w:p>
+    <w:p>
+      <w:r>
+        <w:rPr>
+          <w:color w:val="000000"/>
+        </w:rPr>
+        <w:t>"Por favor! Me ajudem! Preciso salvar o amor da minha vida."</w:t>
+      </w:r>
+    </w:p>
+    <w:p>
+      <w:r>
+        <w:rPr>
+          <w:color w:val="000000"/>
+        </w:rPr>
+        <w:t>No mesmo dia, mandou uma mensagem pública ao Ministério da Saúde. Pediu que o governo ajudasse pelos canais diplomáticos. Disse que um brasileiro tão importante na vida de tanta gente não podia esperar.</w:t>
+      </w:r>
+    </w:p>
+    <w:p>
+      <w:r>
+        <w:rPr>
+          <w:color w:val="000000"/>
+        </w:rPr>
+        <w:t>E lembrou o que mais pesava naquela corrida. O tempo.</w:t>
+      </w:r>
+    </w:p>
+    <w:p>
+      <w:r>
+        <w:rPr>
+          <w:color w:val="000000"/>
+        </w:rPr>
         <w:t>Poucos dias depois do anúncio, o caso chegou a Brasília.</w:t>
       </w:r>
     </w:p>
@@ -208,6 +280,70 @@
           <w:color w:val="000000"/>
         </w:rPr>
         <w:t>O próprio ministro, Alexandre Padilha, foi direto sobre a situação. Disse que, infelizmente, hoje não existe tratamento no mundo para essa doença.</w:t>
+      </w:r>
+    </w:p>
+    <w:p>
+      <w:r>
+        <w:rPr>
+          <w:color w:val="000000"/>
+        </w:rPr>
+        <w:t>As respostas dos laboratórios começaram a chegar. E foram uma mais dura que a outra.</w:t>
+      </w:r>
+    </w:p>
+    <w:p>
+      <w:r>
+        <w:rPr>
+          <w:color w:val="000000"/>
+        </w:rPr>
+        <w:t>No dia vinte e cinco de agosto, Mila contou aos seguidores o que tinha ouvido.</w:t>
+      </w:r>
+    </w:p>
+    <w:p>
+      <w:r>
+        <w:rPr>
+          <w:color w:val="000000"/>
+        </w:rPr>
+        <w:t>A Ionis respondeu que os estudos estavam fechados para novos participantes. E que não podia liberar o remédio para Lito naquele momento.</w:t>
+      </w:r>
+    </w:p>
+    <w:p>
+      <w:r>
+        <w:rPr>
+          <w:color w:val="000000"/>
+        </w:rPr>
+        <w:t>Um centro de pesquisa americano, o Broad Institute, aceitou fazer uma entrevista inicial. Mas avisou que, se Lito entrasse no estudo, poderia ficar no grupo de controle. O grupo que não recebe o remédio.</w:t>
+      </w:r>
+    </w:p>
+    <w:p>
+      <w:r>
+        <w:rPr>
+          <w:color w:val="000000"/>
+        </w:rPr>
+        <w:t>Ou seja, ele poderia viajar até os Estados Unidos, entrar no estudo e nunca receber a medicação.</w:t>
+      </w:r>
+    </w:p>
+    <w:p>
+      <w:r>
+        <w:rPr>
+          <w:color w:val="000000"/>
+        </w:rPr>
+        <w:t>Havia ainda um estudo ligado à Universidade Harvard. Mas ele só ia abrir no dia vinte de outubro. E só então os médicos iam avaliar se Lito poderia participar.</w:t>
+      </w:r>
+    </w:p>
+    <w:p>
+      <w:r>
+        <w:rPr>
+          <w:color w:val="000000"/>
+        </w:rPr>
+        <w:t>Vinte de outubro. Quase dois meses depois do diagnóstico.</w:t>
+      </w:r>
+    </w:p>
+    <w:p>
+      <w:r>
+        <w:rPr>
+          <w:color w:val="C00000"/>
+        </w:rPr>
+        <w:t>Em quatro dias, duas portas tinham se fechado e uma terceira só ia abrir dali a dois meses. Enquanto isso, a doença avançava. E Lito estava prestes a sair do hospital de um jeito que nenhuma família quer ver.</w:t>
       </w:r>
     </w:p>
     <w:p>
@@ -279,7 +415,7 @@
         <w:rPr>
           <w:color w:val="1F4EB4"/>
         </w:rPr>
-        <w:t>Ela procurou centros de pesquisa nos Estados Unidos. Escreveu para pesquisadores ligados à Universidade Harvard e ao MIT. Pesquisou as substâncias experimentais que estavam sendo estudadas contra doenças causadas por príons.</w:t>
+        <w:t>Ela continuou procurando. Escreveu para pesquisadores ligados à Universidade Harvard e ao MIT. Pesquisou as substâncias experimentais que estavam sendo estudadas contra doenças causadas por príons.</w:t>
       </w:r>
     </w:p>
     <w:p>
@@ -344,6 +480,22 @@
           <w:color w:val="1F4EB4"/>
         </w:rPr>
         <w:t>Faltava a autorização do Brasil.</w:t>
+      </w:r>
+    </w:p>
+    <w:p>
+      <w:r>
+        <w:rPr>
+          <w:color w:val="1F4EB4"/>
+        </w:rPr>
+        <w:t>Enquanto esperava, Mila gravou um vídeo para o YouTube. Deu a ele um título cheio de expectativa. "Algo diferente está chegando. Esperanças para o Lito!"</w:t>
+      </w:r>
+    </w:p>
+    <w:p>
+      <w:r>
+        <w:rPr>
+          <w:color w:val="1F4EB4"/>
+        </w:rPr>
+        <w:t>No vídeo, respondeu a quem criticava a família por insistir em tratamentos experimentais. Contou que o marido continuava com o raciocínio preservado, mesmo com os movimentos cada vez mais difíceis. Para ela, enquanto ele estivesse ali, valia tentar.</w:t>
       </w:r>
     </w:p>
     <w:p>

--- a/roteiros/lito-sousa/LitoSousa_Parte3.docx
+++ b/roteiros/lito-sousa/LitoSousa_Parte3.docx
@@ -263,7 +263,7 @@
         <w:rPr>
           <w:color w:val="000000"/>
         </w:rPr>
-        <w:t>Poucos dias depois do anúncio, o caso chegou a Brasília.</w:t>
+        <w:t>Dias depois, o caso chegou a Brasília.</w:t>
       </w:r>
     </w:p>
     <w:p>
